--- a/json_files/000 ССЫЛКИ НА ВИДЕОРАЗБОРЫ.docx
+++ b/json_files/000 ССЫЛКИ НА ВИДЕОРАЗБОРЫ.docx
@@ -3539,13 +3539,18 @@
           <w:rFonts w:asciiTheme="minorHAnsi" w:hAnsiTheme="minorHAnsi" w:cstheme="minorHAnsi"/>
           <w:sz w:val="18"/>
           <w:szCs w:val="18"/>
-        </w:rPr>
-      </w:pPr>
+          <w:highlight w:val="yellow"/>
+        </w:rPr>
+      </w:pPr>
+      <w:bookmarkStart w:id="0" w:name="OLE_LINK5"/>
+      <w:bookmarkStart w:id="1" w:name="_GoBack"/>
+      <w:bookmarkEnd w:id="1"/>
       <w:r>
         <w:rPr>
           <w:rFonts w:asciiTheme="minorHAnsi" w:hAnsiTheme="minorHAnsi" w:cstheme="minorHAnsi"/>
           <w:sz w:val="18"/>
           <w:szCs w:val="18"/>
+          <w:highlight w:val="yellow"/>
         </w:rPr>
         <w:t>Название</w:t>
       </w:r>
@@ -3554,6 +3559,7 @@
           <w:rFonts w:asciiTheme="minorHAnsi" w:hAnsiTheme="minorHAnsi" w:cstheme="minorHAnsi"/>
           <w:sz w:val="18"/>
           <w:szCs w:val="18"/>
+          <w:highlight w:val="yellow"/>
         </w:rPr>
         <w:tab/>
         <w:t>ПЛАНИМЕТРИЯ - ОТНОШЕНИЯ</w:t>
@@ -3577,6 +3583,7 @@
           <w:color w:val="0F1115"/>
           <w:sz w:val="18"/>
           <w:szCs w:val="18"/>
+          <w:highlight w:val="yellow"/>
           <w:shd w:val="clear" w:color="auto" w:fill="FFFFFF"/>
         </w:rPr>
         <w:t>Ссылка </w:t>
@@ -3589,6 +3596,7 @@
             <w:color w:val="3964FE"/>
             <w:sz w:val="18"/>
             <w:szCs w:val="18"/>
+            <w:highlight w:val="yellow"/>
             <w:bdr w:val="single" w:sz="12" w:space="0" w:color="auto" w:frame="1"/>
             <w:shd w:val="clear" w:color="auto" w:fill="FFFFFF"/>
           </w:rPr>
@@ -3601,6 +3609,7 @@
           <w:color w:val="0F1115"/>
           <w:sz w:val="18"/>
           <w:szCs w:val="18"/>
+          <w:highlight w:val="yellow"/>
         </w:rPr>
         <w:br/>
       </w:r>
@@ -3610,6 +3619,7 @@
           <w:color w:val="0F1115"/>
           <w:sz w:val="18"/>
           <w:szCs w:val="18"/>
+          <w:highlight w:val="yellow"/>
           <w:shd w:val="clear" w:color="auto" w:fill="FFFFFF"/>
         </w:rPr>
         <w:t>Всего видео 12</w:t>
@@ -3620,6 +3630,7 @@
           <w:color w:val="0F1115"/>
           <w:sz w:val="18"/>
           <w:szCs w:val="18"/>
+          <w:highlight w:val="yellow"/>
         </w:rPr>
         <w:br/>
       </w:r>
@@ -3629,6 +3640,7 @@
           <w:color w:val="0F1115"/>
           <w:sz w:val="18"/>
           <w:szCs w:val="18"/>
+          <w:highlight w:val="yellow"/>
           <w:shd w:val="clear" w:color="auto" w:fill="FFFFFF"/>
         </w:rPr>
         <w:t>Общая продолжительность ≈ 34 мин</w:t>
@@ -3639,6 +3651,7 @@
           <w:color w:val="0F1115"/>
           <w:sz w:val="18"/>
           <w:szCs w:val="18"/>
+          <w:highlight w:val="yellow"/>
         </w:rPr>
         <w:br/>
       </w:r>
@@ -3648,11 +3661,13 @@
           <w:color w:val="0F1115"/>
           <w:sz w:val="18"/>
           <w:szCs w:val="18"/>
+          <w:highlight w:val="yellow"/>
           <w:shd w:val="clear" w:color="auto" w:fill="FFFFFF"/>
         </w:rPr>
         <w:t>Средняя длительность ≈ 2 мин 50 сек</w:t>
       </w:r>
     </w:p>
+    <w:bookmarkEnd w:id="0"/>
     <w:p>
       <w:pPr>
         <w:spacing w:after="0" w:line="240" w:lineRule="auto"/>
@@ -3799,8 +3814,6 @@
         </w:rPr>
         <w:br/>
       </w:r>
-      <w:bookmarkStart w:id="0" w:name="_GoBack"/>
-      <w:bookmarkEnd w:id="0"/>
       <w:r>
         <w:rPr>
           <w:rStyle w:val="40"/>
@@ -5993,6 +6006,7 @@
       <w:pPr>
         <w:pStyle w:val="1"/>
       </w:pPr>
+      <w:bookmarkStart w:id="2" w:name="OLE_LINK2"/>
       <w:r>
         <w:t>ЗАДАНИЕ 1 ГРАФЫ</w:t>
       </w:r>
@@ -6033,6 +6047,7 @@
           <w:t>https://rutube.ru/plst/1469668</w:t>
         </w:r>
       </w:hyperlink>
+      <w:bookmarkEnd w:id="2"/>
       <w:r>
         <w:rPr>
           <w:rFonts w:cstheme="minorHAnsi"/>
@@ -6106,6 +6121,7 @@
       <w:pPr>
         <w:pStyle w:val="1"/>
       </w:pPr>
+      <w:bookmarkStart w:id="3" w:name="OLE_LINK3"/>
       <w:r>
         <w:t>ЗАДАНИЕ 2   ТАБЛИЦЫ ИСТИННОСТИ</w:t>
       </w:r>
@@ -6146,6 +6162,7 @@
           <w:t>https://rutube.ru/plst/1488777</w:t>
         </w:r>
       </w:hyperlink>
+      <w:bookmarkEnd w:id="3"/>
       <w:r>
         <w:rPr>
           <w:rFonts w:cstheme="minorHAnsi"/>
@@ -6219,6 +6236,7 @@
       <w:pPr>
         <w:pStyle w:val="1"/>
       </w:pPr>
+      <w:bookmarkStart w:id="4" w:name="OLE_LINK4"/>
       <w:r>
         <w:t>ЗАДАНИЕ 3 БАЗЫ ДАННЫХ В ТАБЛИЦАХ</w:t>
       </w:r>
@@ -6259,6 +6277,7 @@
           <w:t>https://rutube.ru/plst/1503764</w:t>
         </w:r>
       </w:hyperlink>
+      <w:bookmarkEnd w:id="4"/>
       <w:r>
         <w:rPr>
           <w:rFonts w:cstheme="minorHAnsi"/>
@@ -6353,9 +6372,6 @@
     <w:p>
       <w:pPr>
         <w:pStyle w:val="1"/>
-        <w:rPr>
-          <w:color w:val="auto"/>
-        </w:rPr>
       </w:pPr>
       <w:r>
         <w:rPr>
@@ -6364,6 +6380,48 @@
         <w:t>ЗАДАНИЕ 4 УСЛОВИЕ ФАНО</w:t>
       </w:r>
       <w:r>
+        <w:t xml:space="preserve">  </w:t>
+      </w:r>
+      <w:r>
+        <w:t>https://rutube.ru/plst/1797879</w:t>
+      </w:r>
+    </w:p>
+    <w:p>
+      <w:pPr>
+        <w:pStyle w:val="1"/>
+      </w:pPr>
+    </w:p>
+    <w:p>
+      <w:r>
+        <w:t>ПРОТОТИП 1</w:t>
+      </w:r>
+      <w:r>
+        <w:t xml:space="preserve"> </w:t>
+      </w:r>
+      <w:hyperlink r:id="rId33" w:history="1">
+        <w:r>
+          <w:rPr>
+            <w:rStyle w:val="a3"/>
+          </w:rPr>
+          <w:t>https://rutube.ru/video/dc68b7a70776eb829b32c7e7c8b5e701/</w:t>
+        </w:r>
+      </w:hyperlink>
+    </w:p>
+    <w:p>
+      <w:r>
+        <w:t xml:space="preserve">ПРОТОТИП 2  </w:t>
+      </w:r>
+      <w:hyperlink r:id="rId34" w:history="1">
+        <w:r>
+          <w:rPr>
+            <w:rStyle w:val="a3"/>
+          </w:rPr>
+          <w:t>https://rutube.ru/video/private/d748b652bce78d2c5304bb5ebd8ab9a2/?p=7v8pfZl2_9_aizAIzVoU1w</w:t>
+        </w:r>
+      </w:hyperlink>
+    </w:p>
+    <w:p>
+      <w:r>
         <w:br/>
       </w:r>
     </w:p>
@@ -6425,7 +6483,7 @@
         </w:rPr>
         <w:t>Ссылка </w:t>
       </w:r>
-      <w:hyperlink r:id="rId33" w:tgtFrame="_blank" w:history="1">
+      <w:hyperlink r:id="rId35" w:tgtFrame="_blank" w:history="1">
         <w:r>
           <w:rPr>
             <w:rStyle w:val="a3"/>
@@ -6545,7 +6603,7 @@
         </w:rPr>
         <w:t>Ссылка </w:t>
       </w:r>
-      <w:hyperlink r:id="rId34" w:tgtFrame="_blank" w:history="1">
+      <w:hyperlink r:id="rId36" w:tgtFrame="_blank" w:history="1">
         <w:r>
           <w:rPr>
             <w:rStyle w:val="a3"/>
@@ -6720,7 +6778,7 @@
         </w:rPr>
         <w:t>Ссылка </w:t>
       </w:r>
-      <w:hyperlink r:id="rId35" w:tgtFrame="_blank" w:history="1">
+      <w:hyperlink r:id="rId37" w:tgtFrame="_blank" w:history="1">
         <w:r>
           <w:rPr>
             <w:rStyle w:val="a3"/>
@@ -6991,7 +7049,7 @@
         </w:rPr>
         <w:t>Ссылка </w:t>
       </w:r>
-      <w:hyperlink r:id="rId36" w:tgtFrame="_blank" w:history="1">
+      <w:hyperlink r:id="rId38" w:tgtFrame="_blank" w:history="1">
         <w:r>
           <w:rPr>
             <w:rStyle w:val="a3"/>
@@ -7104,7 +7162,7 @@
         </w:rPr>
         <w:t>Ссылка </w:t>
       </w:r>
-      <w:hyperlink r:id="rId37" w:tgtFrame="_blank" w:history="1">
+      <w:hyperlink r:id="rId39" w:tgtFrame="_blank" w:history="1">
         <w:r>
           <w:rPr>
             <w:rStyle w:val="a3"/>
@@ -7194,7 +7252,6 @@
         <w:pStyle w:val="1"/>
       </w:pPr>
       <w:r>
-        <w:lastRenderedPageBreak/>
         <w:t>ЗАДАНИЕ 15 ЛОГИЧЕСКИЕ ВЫРАЖЕНИЯ</w:t>
       </w:r>
     </w:p>
@@ -7220,7 +7277,7 @@
         </w:rPr>
         <w:t>Ссылка </w:t>
       </w:r>
-      <w:hyperlink r:id="rId38" w:tgtFrame="_blank" w:history="1">
+      <w:hyperlink r:id="rId40" w:tgtFrame="_blank" w:history="1">
         <w:r>
           <w:rPr>
             <w:rStyle w:val="a3"/>
@@ -7333,7 +7390,7 @@
         </w:rPr>
         <w:t>Ссылка </w:t>
       </w:r>
-      <w:hyperlink r:id="rId39" w:tgtFrame="_blank" w:history="1">
+      <w:hyperlink r:id="rId41" w:tgtFrame="_blank" w:history="1">
         <w:r>
           <w:rPr>
             <w:rStyle w:val="a3"/>
@@ -7446,7 +7503,7 @@
         </w:rPr>
         <w:t>Ссылка </w:t>
       </w:r>
-      <w:hyperlink r:id="rId40" w:tgtFrame="_blank" w:history="1">
+      <w:hyperlink r:id="rId42" w:tgtFrame="_blank" w:history="1">
         <w:r>
           <w:rPr>
             <w:rStyle w:val="a3"/>
@@ -7597,7 +7654,7 @@
         </w:rPr>
         <w:t>Ссылка </w:t>
       </w:r>
-      <w:hyperlink r:id="rId41" w:tgtFrame="_blank" w:history="1">
+      <w:hyperlink r:id="rId43" w:tgtFrame="_blank" w:history="1">
         <w:r>
           <w:rPr>
             <w:rStyle w:val="a3"/>
@@ -7710,7 +7767,7 @@
         </w:rPr>
         <w:t>Ссылка </w:t>
       </w:r>
-      <w:hyperlink r:id="rId42" w:tgtFrame="_blank" w:history="1">
+      <w:hyperlink r:id="rId44" w:tgtFrame="_blank" w:history="1">
         <w:r>
           <w:rPr>
             <w:rStyle w:val="a3"/>
@@ -7824,7 +7881,7 @@
         </w:rPr>
         <w:t>Ссылка </w:t>
       </w:r>
-      <w:hyperlink r:id="rId43" w:tgtFrame="_blank" w:history="1">
+      <w:hyperlink r:id="rId45" w:tgtFrame="_blank" w:history="1">
         <w:r>
           <w:rPr>
             <w:rStyle w:val="a3"/>
@@ -7955,7 +8012,7 @@
         </w:rPr>
         <w:t>Ссылка </w:t>
       </w:r>
-      <w:hyperlink r:id="rId44" w:tgtFrame="_blank" w:history="1">
+      <w:hyperlink r:id="rId46" w:tgtFrame="_blank" w:history="1">
         <w:r>
           <w:rPr>
             <w:rStyle w:val="a3"/>
@@ -8043,7 +8100,7 @@
         </w:rPr>
         <w:t>Ссылка </w:t>
       </w:r>
-      <w:hyperlink r:id="rId45" w:tgtFrame="_blank" w:history="1">
+      <w:hyperlink r:id="rId47" w:tgtFrame="_blank" w:history="1">
         <w:r>
           <w:rPr>
             <w:rStyle w:val="a3"/>
@@ -8155,7 +8212,7 @@
         </w:rPr>
         <w:t>Ссылка </w:t>
       </w:r>
-      <w:hyperlink r:id="rId46" w:tgtFrame="_blank" w:history="1">
+      <w:hyperlink r:id="rId48" w:tgtFrame="_blank" w:history="1">
         <w:r>
           <w:rPr>
             <w:rStyle w:val="a3"/>
@@ -8268,7 +8325,7 @@
         </w:rPr>
         <w:t>Ссылка </w:t>
       </w:r>
-      <w:hyperlink r:id="rId47" w:tgtFrame="_blank" w:history="1">
+      <w:hyperlink r:id="rId49" w:tgtFrame="_blank" w:history="1">
         <w:r>
           <w:rPr>
             <w:rStyle w:val="a3"/>
@@ -8318,6 +8375,7 @@
           <w:szCs w:val="18"/>
           <w:shd w:val="clear" w:color="auto" w:fill="FFFFFF"/>
         </w:rPr>
+        <w:lastRenderedPageBreak/>
         <w:t>Общая продолжительность ≈ 3 ч 48 мин</w:t>
       </w:r>
       <w:r>
@@ -8381,7 +8439,7 @@
         </w:rPr>
         <w:t>Ссылка </w:t>
       </w:r>
-      <w:hyperlink r:id="rId48" w:tgtFrame="_blank" w:history="1">
+      <w:hyperlink r:id="rId50" w:tgtFrame="_blank" w:history="1">
         <w:r>
           <w:rPr>
             <w:rStyle w:val="a3"/>
@@ -8464,7 +8522,6 @@
         <w:rPr>
           <w:caps/>
         </w:rPr>
-        <w:lastRenderedPageBreak/>
         <w:t>ОГЭ МАТЕМАТИКА</w:t>
       </w:r>
     </w:p>
@@ -8517,7 +8574,7 @@
         </w:rPr>
         <w:t>Ссылка </w:t>
       </w:r>
-      <w:hyperlink r:id="rId49" w:tgtFrame="_blank" w:history="1">
+      <w:hyperlink r:id="rId51" w:tgtFrame="_blank" w:history="1">
         <w:r>
           <w:rPr>
             <w:rStyle w:val="a3"/>
@@ -8572,7 +8629,7 @@
         </w:rPr>
         <w:t xml:space="preserve">  </w:t>
       </w:r>
-      <w:hyperlink r:id="rId50" w:history="1">
+      <w:hyperlink r:id="rId52" w:history="1">
         <w:r>
           <w:rPr>
             <w:rStyle w:val="a3"/>
@@ -8620,7 +8677,7 @@
         </w:rPr>
         <w:t xml:space="preserve"> </w:t>
       </w:r>
-      <w:hyperlink r:id="rId51" w:history="1">
+      <w:hyperlink r:id="rId53" w:history="1">
         <w:r>
           <w:rPr>
             <w:rStyle w:val="a3"/>
@@ -8668,7 +8725,7 @@
         </w:rPr>
         <w:t xml:space="preserve"> </w:t>
       </w:r>
-      <w:hyperlink r:id="rId52" w:history="1">
+      <w:hyperlink r:id="rId54" w:history="1">
         <w:r>
           <w:rPr>
             <w:rStyle w:val="a3"/>
@@ -8716,7 +8773,7 @@
         </w:rPr>
         <w:t xml:space="preserve"> </w:t>
       </w:r>
-      <w:hyperlink r:id="rId53" w:history="1">
+      <w:hyperlink r:id="rId55" w:history="1">
         <w:r>
           <w:rPr>
             <w:rStyle w:val="a3"/>
@@ -8764,7 +8821,7 @@
         </w:rPr>
         <w:t xml:space="preserve"> </w:t>
       </w:r>
-      <w:hyperlink r:id="rId54" w:history="1">
+      <w:hyperlink r:id="rId56" w:history="1">
         <w:r>
           <w:rPr>
             <w:rStyle w:val="a3"/>
@@ -8812,7 +8869,7 @@
         </w:rPr>
         <w:t xml:space="preserve"> </w:t>
       </w:r>
-      <w:hyperlink r:id="rId55" w:history="1">
+      <w:hyperlink r:id="rId57" w:history="1">
         <w:r>
           <w:rPr>
             <w:rStyle w:val="a3"/>
@@ -9106,7 +9163,7 @@
         </w:rPr>
         <w:t xml:space="preserve"> </w:t>
       </w:r>
-      <w:hyperlink r:id="rId56" w:history="1">
+      <w:hyperlink r:id="rId58" w:history="1">
         <w:r>
           <w:rPr>
             <w:rStyle w:val="a3"/>
@@ -9468,7 +9525,7 @@
         </w:rPr>
         <w:t xml:space="preserve"> </w:t>
       </w:r>
-      <w:hyperlink r:id="rId57" w:history="1">
+      <w:hyperlink r:id="rId59" w:history="1">
         <w:r>
           <w:rPr>
             <w:rStyle w:val="a3"/>
@@ -9604,7 +9661,7 @@
         </w:rPr>
         <w:t xml:space="preserve"> </w:t>
       </w:r>
-      <w:hyperlink r:id="rId58" w:history="1">
+      <w:hyperlink r:id="rId60" w:history="1">
         <w:r>
           <w:rPr>
             <w:rStyle w:val="a3"/>
@@ -9726,7 +9783,7 @@
         </w:rPr>
         <w:t xml:space="preserve"> </w:t>
       </w:r>
-      <w:hyperlink r:id="rId59" w:history="1">
+      <w:hyperlink r:id="rId61" w:history="1">
         <w:r>
           <w:rPr>
             <w:rStyle w:val="a3"/>
@@ -9761,6 +9818,7 @@
           <w:szCs w:val="18"/>
           <w:shd w:val="clear" w:color="auto" w:fill="FFFFFF"/>
         </w:rPr>
+        <w:lastRenderedPageBreak/>
         <w:t xml:space="preserve">Новые задачи 2026 </w:t>
       </w:r>
       <w:r>
@@ -9940,7 +9998,6 @@
           <w:szCs w:val="18"/>
           <w:shd w:val="clear" w:color="auto" w:fill="FFFFFF"/>
         </w:rPr>
-        <w:lastRenderedPageBreak/>
         <w:t xml:space="preserve">ЗАДАНИЕ 20 УРАВНЕНИЯ-НЕРАВЕНСТВА-СИСТЕМЫ </w:t>
       </w:r>
     </w:p>
@@ -10320,7 +10377,7 @@
       <w:r>
         <w:t xml:space="preserve"> </w:t>
       </w:r>
-      <w:hyperlink r:id="rId60" w:history="1">
+      <w:hyperlink r:id="rId62" w:history="1">
         <w:r>
           <w:rPr>
             <w:rStyle w:val="a3"/>
@@ -10342,7 +10399,7 @@
       <w:r>
         <w:t xml:space="preserve"> </w:t>
       </w:r>
-      <w:hyperlink r:id="rId61" w:history="1">
+      <w:hyperlink r:id="rId63" w:history="1">
         <w:r>
           <w:rPr>
             <w:rStyle w:val="a3"/>
@@ -10452,7 +10509,7 @@
       <w:r>
         <w:t xml:space="preserve"> </w:t>
       </w:r>
-      <w:hyperlink r:id="rId62" w:history="1">
+      <w:hyperlink r:id="rId64" w:history="1">
         <w:r>
           <w:rPr>
             <w:rStyle w:val="a3"/>
@@ -10471,7 +10528,7 @@
       <w:r>
         <w:t xml:space="preserve"> </w:t>
       </w:r>
-      <w:hyperlink r:id="rId63" w:history="1">
+      <w:hyperlink r:id="rId65" w:history="1">
         <w:r>
           <w:rPr>
             <w:rStyle w:val="a3"/>
@@ -10744,7 +10801,7 @@
         </w:rPr>
         <w:t xml:space="preserve">  </w:t>
       </w:r>
-      <w:hyperlink r:id="rId64" w:history="1">
+      <w:hyperlink r:id="rId66" w:history="1">
         <w:r>
           <w:rPr>
             <w:rStyle w:val="a3"/>
@@ -10982,7 +11039,7 @@
         </w:rPr>
         <w:t xml:space="preserve">  </w:t>
       </w:r>
-      <w:hyperlink r:id="rId65" w:history="1">
+      <w:hyperlink r:id="rId67" w:history="1">
         <w:r>
           <w:rPr>
             <w:rStyle w:val="a3"/>

--- a/json_files/000 ССЫЛКИ НА ВИДЕОРАЗБОРЫ.docx
+++ b/json_files/000 ССЫЛКИ НА ВИДЕОРАЗБОРЫ.docx
@@ -3543,8 +3543,6 @@
         </w:rPr>
       </w:pPr>
       <w:bookmarkStart w:id="0" w:name="OLE_LINK5"/>
-      <w:bookmarkStart w:id="1" w:name="_GoBack"/>
-      <w:bookmarkEnd w:id="1"/>
       <w:r>
         <w:rPr>
           <w:rFonts w:asciiTheme="minorHAnsi" w:hAnsiTheme="minorHAnsi" w:cstheme="minorHAnsi"/>
@@ -3691,6 +3689,7 @@
           <w:shd w:val="clear" w:color="auto" w:fill="FFFFFF"/>
         </w:rPr>
       </w:pPr>
+      <w:bookmarkStart w:id="1" w:name="_GoBack"/>
       <w:r>
         <w:rPr>
           <w:rStyle w:val="30"/>
@@ -3698,6 +3697,7 @@
           <w:color w:val="0070C0"/>
           <w:sz w:val="18"/>
           <w:szCs w:val="18"/>
+          <w:highlight w:val="yellow"/>
         </w:rPr>
         <w:t>Название ПЛАНИМЕТРИЯ - ВПИСАННЫЕ И ОПИСАННЫЕ ЧЕТЫРЕХУГОЛЬНИКИ</w:t>
       </w:r>
@@ -3707,6 +3707,7 @@
           <w:rFonts w:asciiTheme="minorHAnsi" w:hAnsiTheme="minorHAnsi" w:cstheme="minorHAnsi"/>
           <w:sz w:val="18"/>
           <w:szCs w:val="18"/>
+          <w:highlight w:val="yellow"/>
         </w:rPr>
         <w:br/>
       </w:r>
@@ -3716,6 +3717,7 @@
           <w:color w:val="0F1115"/>
           <w:sz w:val="18"/>
           <w:szCs w:val="18"/>
+          <w:highlight w:val="yellow"/>
           <w:shd w:val="clear" w:color="auto" w:fill="FFFFFF"/>
         </w:rPr>
         <w:t>Ссылка </w:t>
@@ -3728,6 +3730,7 @@
             <w:color w:val="3964FE"/>
             <w:sz w:val="18"/>
             <w:szCs w:val="18"/>
+            <w:highlight w:val="yellow"/>
             <w:bdr w:val="single" w:sz="12" w:space="0" w:color="auto" w:frame="1"/>
             <w:shd w:val="clear" w:color="auto" w:fill="FFFFFF"/>
           </w:rPr>
@@ -3740,6 +3743,7 @@
           <w:color w:val="0F1115"/>
           <w:sz w:val="18"/>
           <w:szCs w:val="18"/>
+          <w:highlight w:val="yellow"/>
         </w:rPr>
         <w:br/>
       </w:r>
@@ -3749,6 +3753,7 @@
           <w:color w:val="0F1115"/>
           <w:sz w:val="18"/>
           <w:szCs w:val="18"/>
+          <w:highlight w:val="yellow"/>
           <w:shd w:val="clear" w:color="auto" w:fill="FFFFFF"/>
         </w:rPr>
         <w:t>Всего видео 2</w:t>
@@ -3759,6 +3764,7 @@
           <w:color w:val="0F1115"/>
           <w:sz w:val="18"/>
           <w:szCs w:val="18"/>
+          <w:highlight w:val="yellow"/>
         </w:rPr>
         <w:br/>
       </w:r>
@@ -3768,6 +3774,7 @@
           <w:color w:val="0F1115"/>
           <w:sz w:val="18"/>
           <w:szCs w:val="18"/>
+          <w:highlight w:val="yellow"/>
           <w:shd w:val="clear" w:color="auto" w:fill="FFFFFF"/>
         </w:rPr>
         <w:t>Общая продолжительность ≈ 12 мин</w:t>
@@ -3778,6 +3785,7 @@
           <w:color w:val="0F1115"/>
           <w:sz w:val="18"/>
           <w:szCs w:val="18"/>
+          <w:highlight w:val="yellow"/>
         </w:rPr>
         <w:br/>
       </w:r>
@@ -3787,11 +3795,13 @@
           <w:color w:val="0F1115"/>
           <w:sz w:val="18"/>
           <w:szCs w:val="18"/>
+          <w:highlight w:val="yellow"/>
           <w:shd w:val="clear" w:color="auto" w:fill="FFFFFF"/>
         </w:rPr>
         <w:t>Средняя длительность ≈ 6 мин</w:t>
       </w:r>
     </w:p>
+    <w:bookmarkEnd w:id="1"/>
     <w:p>
       <w:pPr>
         <w:spacing w:after="0" w:line="240" w:lineRule="auto"/>
@@ -5836,6 +5846,28 @@
         </w:rPr>
         <w:t>ЧЕТНОСТЬ</w:t>
       </w:r>
+      <w:r>
+        <w:rPr>
+          <w:rFonts w:cstheme="minorHAnsi"/>
+          <w:color w:val="0F1115"/>
+          <w:sz w:val="16"/>
+          <w:szCs w:val="16"/>
+          <w:shd w:val="clear" w:color="auto" w:fill="FFFFFF"/>
+        </w:rPr>
+        <w:t xml:space="preserve"> </w:t>
+      </w:r>
+      <w:hyperlink r:id="rId30" w:history="1">
+        <w:r>
+          <w:rPr>
+            <w:rStyle w:val="a3"/>
+            <w:rFonts w:cstheme="minorHAnsi"/>
+            <w:sz w:val="16"/>
+            <w:szCs w:val="16"/>
+            <w:shd w:val="clear" w:color="auto" w:fill="FFFFFF"/>
+          </w:rPr>
+          <w:t>https://rutube.ru/video/28a08011ada29eff59d2c0ec31606a66/</w:t>
+        </w:r>
+      </w:hyperlink>
     </w:p>
     <w:p>
       <w:pPr>
@@ -6033,7 +6065,7 @@
         </w:rPr>
         <w:t>Ссылка </w:t>
       </w:r>
-      <w:hyperlink r:id="rId30" w:tgtFrame="_blank" w:history="1">
+      <w:hyperlink r:id="rId31" w:tgtFrame="_blank" w:history="1">
         <w:r>
           <w:rPr>
             <w:rStyle w:val="a3"/>
@@ -6148,7 +6180,7 @@
         </w:rPr>
         <w:t>Ссылка </w:t>
       </w:r>
-      <w:hyperlink r:id="rId31" w:tgtFrame="_blank" w:history="1">
+      <w:hyperlink r:id="rId32" w:tgtFrame="_blank" w:history="1">
         <w:r>
           <w:rPr>
             <w:rStyle w:val="a3"/>
@@ -6263,7 +6295,7 @@
         </w:rPr>
         <w:t>Ссылка </w:t>
       </w:r>
-      <w:hyperlink r:id="rId32" w:tgtFrame="_blank" w:history="1">
+      <w:hyperlink r:id="rId33" w:tgtFrame="_blank" w:history="1">
         <w:r>
           <w:rPr>
             <w:rStyle w:val="a3"/>
@@ -6398,7 +6430,7 @@
       <w:r>
         <w:t xml:space="preserve"> </w:t>
       </w:r>
-      <w:hyperlink r:id="rId33" w:history="1">
+      <w:hyperlink r:id="rId34" w:history="1">
         <w:r>
           <w:rPr>
             <w:rStyle w:val="a3"/>
@@ -6411,7 +6443,7 @@
       <w:r>
         <w:t xml:space="preserve">ПРОТОТИП 2  </w:t>
       </w:r>
-      <w:hyperlink r:id="rId34" w:history="1">
+      <w:hyperlink r:id="rId35" w:history="1">
         <w:r>
           <w:rPr>
             <w:rStyle w:val="a3"/>
@@ -6422,6 +6454,28 @@
     </w:p>
     <w:p>
       <w:r>
+        <w:t xml:space="preserve">ПРОТОТИП </w:t>
+      </w:r>
+      <w:r>
+        <w:t>3</w:t>
+      </w:r>
+      <w:r>
+        <w:t xml:space="preserve">  </w:t>
+      </w:r>
+      <w:r>
+        <w:t xml:space="preserve"> </w:t>
+      </w:r>
+      <w:hyperlink r:id="rId36" w:history="1">
+        <w:r>
+          <w:rPr>
+            <w:rStyle w:val="a3"/>
+          </w:rPr>
+          <w:t>https://rutube.ru/video/private/484f04afe6f311b7f24eb8f3c7c69390/?p=-iR-jFQcvHAy73Ju1dyb8w</w:t>
+        </w:r>
+      </w:hyperlink>
+    </w:p>
+    <w:p>
+      <w:r>
         <w:br/>
       </w:r>
     </w:p>
@@ -6483,7 +6537,7 @@
         </w:rPr>
         <w:t>Ссылка </w:t>
       </w:r>
-      <w:hyperlink r:id="rId35" w:tgtFrame="_blank" w:history="1">
+      <w:hyperlink r:id="rId37" w:tgtFrame="_blank" w:history="1">
         <w:r>
           <w:rPr>
             <w:rStyle w:val="a3"/>
@@ -6603,7 +6657,7 @@
         </w:rPr>
         <w:t>Ссылка </w:t>
       </w:r>
-      <w:hyperlink r:id="rId36" w:tgtFrame="_blank" w:history="1">
+      <w:hyperlink r:id="rId38" w:tgtFrame="_blank" w:history="1">
         <w:r>
           <w:rPr>
             <w:rStyle w:val="a3"/>
@@ -6778,7 +6832,7 @@
         </w:rPr>
         <w:t>Ссылка </w:t>
       </w:r>
-      <w:hyperlink r:id="rId37" w:tgtFrame="_blank" w:history="1">
+      <w:hyperlink r:id="rId39" w:tgtFrame="_blank" w:history="1">
         <w:r>
           <w:rPr>
             <w:rStyle w:val="a3"/>
@@ -7049,7 +7103,7 @@
         </w:rPr>
         <w:t>Ссылка </w:t>
       </w:r>
-      <w:hyperlink r:id="rId38" w:tgtFrame="_blank" w:history="1">
+      <w:hyperlink r:id="rId40" w:tgtFrame="_blank" w:history="1">
         <w:r>
           <w:rPr>
             <w:rStyle w:val="a3"/>
@@ -7099,6 +7153,7 @@
           <w:szCs w:val="18"/>
           <w:shd w:val="clear" w:color="auto" w:fill="FFFFFF"/>
         </w:rPr>
+        <w:lastRenderedPageBreak/>
         <w:t>Общая продолжительность ≈ 46 мин 59 сек</w:t>
       </w:r>
       <w:r>
@@ -7162,7 +7217,7 @@
         </w:rPr>
         <w:t>Ссылка </w:t>
       </w:r>
-      <w:hyperlink r:id="rId39" w:tgtFrame="_blank" w:history="1">
+      <w:hyperlink r:id="rId41" w:tgtFrame="_blank" w:history="1">
         <w:r>
           <w:rPr>
             <w:rStyle w:val="a3"/>
@@ -7277,7 +7332,7 @@
         </w:rPr>
         <w:t>Ссылка </w:t>
       </w:r>
-      <w:hyperlink r:id="rId40" w:tgtFrame="_blank" w:history="1">
+      <w:hyperlink r:id="rId42" w:tgtFrame="_blank" w:history="1">
         <w:r>
           <w:rPr>
             <w:rStyle w:val="a3"/>
@@ -7390,7 +7445,7 @@
         </w:rPr>
         <w:t>Ссылка </w:t>
       </w:r>
-      <w:hyperlink r:id="rId41" w:tgtFrame="_blank" w:history="1">
+      <w:hyperlink r:id="rId43" w:tgtFrame="_blank" w:history="1">
         <w:r>
           <w:rPr>
             <w:rStyle w:val="a3"/>
@@ -7503,7 +7558,7 @@
         </w:rPr>
         <w:t>Ссылка </w:t>
       </w:r>
-      <w:hyperlink r:id="rId42" w:tgtFrame="_blank" w:history="1">
+      <w:hyperlink r:id="rId44" w:tgtFrame="_blank" w:history="1">
         <w:r>
           <w:rPr>
             <w:rStyle w:val="a3"/>
@@ -7654,7 +7709,7 @@
         </w:rPr>
         <w:t>Ссылка </w:t>
       </w:r>
-      <w:hyperlink r:id="rId43" w:tgtFrame="_blank" w:history="1">
+      <w:hyperlink r:id="rId45" w:tgtFrame="_blank" w:history="1">
         <w:r>
           <w:rPr>
             <w:rStyle w:val="a3"/>
@@ -7767,7 +7822,7 @@
         </w:rPr>
         <w:t>Ссылка </w:t>
       </w:r>
-      <w:hyperlink r:id="rId44" w:tgtFrame="_blank" w:history="1">
+      <w:hyperlink r:id="rId46" w:tgtFrame="_blank" w:history="1">
         <w:r>
           <w:rPr>
             <w:rStyle w:val="a3"/>
@@ -7881,7 +7936,7 @@
         </w:rPr>
         <w:t>Ссылка </w:t>
       </w:r>
-      <w:hyperlink r:id="rId45" w:tgtFrame="_blank" w:history="1">
+      <w:hyperlink r:id="rId47" w:tgtFrame="_blank" w:history="1">
         <w:r>
           <w:rPr>
             <w:rStyle w:val="a3"/>
@@ -8012,7 +8067,7 @@
         </w:rPr>
         <w:t>Ссылка </w:t>
       </w:r>
-      <w:hyperlink r:id="rId46" w:tgtFrame="_blank" w:history="1">
+      <w:hyperlink r:id="rId48" w:tgtFrame="_blank" w:history="1">
         <w:r>
           <w:rPr>
             <w:rStyle w:val="a3"/>
@@ -8100,7 +8155,7 @@
         </w:rPr>
         <w:t>Ссылка </w:t>
       </w:r>
-      <w:hyperlink r:id="rId47" w:tgtFrame="_blank" w:history="1">
+      <w:hyperlink r:id="rId49" w:tgtFrame="_blank" w:history="1">
         <w:r>
           <w:rPr>
             <w:rStyle w:val="a3"/>
@@ -8212,7 +8267,7 @@
         </w:rPr>
         <w:t>Ссылка </w:t>
       </w:r>
-      <w:hyperlink r:id="rId48" w:tgtFrame="_blank" w:history="1">
+      <w:hyperlink r:id="rId50" w:tgtFrame="_blank" w:history="1">
         <w:r>
           <w:rPr>
             <w:rStyle w:val="a3"/>
@@ -8300,6 +8355,7 @@
         <w:pStyle w:val="1"/>
       </w:pPr>
       <w:r>
+        <w:lastRenderedPageBreak/>
         <w:t>ЗАДАНИЕ 26 СОРТИРОВКА В ТАБЛИЦАХ</w:t>
       </w:r>
     </w:p>
@@ -8325,7 +8381,7 @@
         </w:rPr>
         <w:t>Ссылка </w:t>
       </w:r>
-      <w:hyperlink r:id="rId49" w:tgtFrame="_blank" w:history="1">
+      <w:hyperlink r:id="rId51" w:tgtFrame="_blank" w:history="1">
         <w:r>
           <w:rPr>
             <w:rStyle w:val="a3"/>
@@ -8375,7 +8431,6 @@
           <w:szCs w:val="18"/>
           <w:shd w:val="clear" w:color="auto" w:fill="FFFFFF"/>
         </w:rPr>
-        <w:lastRenderedPageBreak/>
         <w:t>Общая продолжительность ≈ 3 ч 48 мин</w:t>
       </w:r>
       <w:r>
@@ -8439,7 +8494,7 @@
         </w:rPr>
         <w:t>Ссылка </w:t>
       </w:r>
-      <w:hyperlink r:id="rId50" w:tgtFrame="_blank" w:history="1">
+      <w:hyperlink r:id="rId52" w:tgtFrame="_blank" w:history="1">
         <w:r>
           <w:rPr>
             <w:rStyle w:val="a3"/>
@@ -8574,7 +8629,7 @@
         </w:rPr>
         <w:t>Ссылка </w:t>
       </w:r>
-      <w:hyperlink r:id="rId51" w:tgtFrame="_blank" w:history="1">
+      <w:hyperlink r:id="rId53" w:tgtFrame="_blank" w:history="1">
         <w:r>
           <w:rPr>
             <w:rStyle w:val="a3"/>
@@ -8606,12 +8661,14 @@
       <w:r>
         <w:rPr>
           <w:color w:val="0F1115"/>
+          <w:highlight w:val="yellow"/>
         </w:rPr>
         <w:t>ЛИСТЫ</w:t>
       </w:r>
       <w:r>
         <w:rPr>
           <w:color w:val="0F1115"/>
+          <w:highlight w:val="yellow"/>
           <w:lang w:val="en-US"/>
         </w:rPr>
         <w:t xml:space="preserve"> </w:t>
@@ -8619,17 +8676,19 @@
       <w:r>
         <w:rPr>
           <w:color w:val="0F1115"/>
+          <w:highlight w:val="yellow"/>
         </w:rPr>
         <w:t>БУМАГИ</w:t>
       </w:r>
       <w:r>
         <w:rPr>
           <w:color w:val="0F1115"/>
+          <w:highlight w:val="yellow"/>
           <w:lang w:val="en-US"/>
         </w:rPr>
         <w:t xml:space="preserve">  </w:t>
       </w:r>
-      <w:hyperlink r:id="rId52" w:history="1">
+      <w:hyperlink r:id="rId54" w:history="1">
         <w:r>
           <w:rPr>
             <w:rStyle w:val="a3"/>
@@ -8637,6 +8696,7 @@
             <w:caps/>
             <w:sz w:val="18"/>
             <w:szCs w:val="18"/>
+            <w:highlight w:val="yellow"/>
             <w:lang w:val="en-US"/>
           </w:rPr>
           <w:t>https://rutube.ru/video/7a6864dc2a20ca9b3e7017f4d47179e2/</w:t>
@@ -8648,9 +8708,9 @@
         <w:spacing w:after="0" w:line="240" w:lineRule="auto"/>
         <w:contextualSpacing/>
         <w:rPr>
-          <w:rFonts w:cstheme="minorHAnsi"/>
-          <w:caps/>
-          <w:color w:val="0F1115"/>
+          <w:rStyle w:val="a3"/>
+          <w:rFonts w:cstheme="minorHAnsi"/>
+          <w:caps/>
           <w:sz w:val="18"/>
           <w:szCs w:val="18"/>
           <w:lang w:val="en-US"/>
@@ -8663,6 +8723,57 @@
           <w:color w:val="0F1115"/>
           <w:sz w:val="18"/>
           <w:szCs w:val="18"/>
+          <w:highlight w:val="yellow"/>
+        </w:rPr>
+        <w:t>ТАРИФЫ</w:t>
+      </w:r>
+      <w:r>
+        <w:rPr>
+          <w:rFonts w:cstheme="minorHAnsi"/>
+          <w:caps/>
+          <w:color w:val="0F1115"/>
+          <w:sz w:val="18"/>
+          <w:szCs w:val="18"/>
+          <w:highlight w:val="yellow"/>
+          <w:lang w:val="en-US"/>
+        </w:rPr>
+        <w:t xml:space="preserve"> </w:t>
+      </w:r>
+      <w:hyperlink r:id="rId55" w:history="1">
+        <w:r>
+          <w:rPr>
+            <w:rStyle w:val="a3"/>
+            <w:rFonts w:cstheme="minorHAnsi"/>
+            <w:caps/>
+            <w:sz w:val="18"/>
+            <w:szCs w:val="18"/>
+            <w:highlight w:val="yellow"/>
+            <w:lang w:val="en-US"/>
+          </w:rPr>
+          <w:t>https://rutube.ru/video/d91810df3b85eb8e5109c68b18ec86fe/</w:t>
+        </w:r>
+      </w:hyperlink>
+    </w:p>
+    <w:p>
+      <w:pPr>
+        <w:spacing w:after="0" w:line="240" w:lineRule="auto"/>
+        <w:contextualSpacing/>
+        <w:rPr>
+          <w:rFonts w:cstheme="minorHAnsi"/>
+          <w:caps/>
+          <w:color w:val="0F1115"/>
+          <w:sz w:val="18"/>
+          <w:szCs w:val="18"/>
+          <w:lang w:val="en-US"/>
+        </w:rPr>
+      </w:pPr>
+      <w:r>
+        <w:rPr>
+          <w:rFonts w:cstheme="minorHAnsi"/>
+          <w:caps/>
+          <w:color w:val="0F1115"/>
+          <w:sz w:val="18"/>
+          <w:szCs w:val="18"/>
         </w:rPr>
         <w:t>ДОРОГИ</w:t>
       </w:r>
@@ -8677,7 +8788,7 @@
         </w:rPr>
         <w:t xml:space="preserve"> </w:t>
       </w:r>
-      <w:hyperlink r:id="rId53" w:history="1">
+      <w:hyperlink r:id="rId56" w:history="1">
         <w:r>
           <w:rPr>
             <w:rStyle w:val="a3"/>
@@ -8725,7 +8836,7 @@
         </w:rPr>
         <w:t xml:space="preserve"> </w:t>
       </w:r>
-      <w:hyperlink r:id="rId54" w:history="1">
+      <w:hyperlink r:id="rId57" w:history="1">
         <w:r>
           <w:rPr>
             <w:rStyle w:val="a3"/>
@@ -8773,7 +8884,7 @@
         </w:rPr>
         <w:t xml:space="preserve"> </w:t>
       </w:r>
-      <w:hyperlink r:id="rId55" w:history="1">
+      <w:hyperlink r:id="rId58" w:history="1">
         <w:r>
           <w:rPr>
             <w:rStyle w:val="a3"/>
@@ -8800,17 +8911,11 @@
           <w:lang w:val="en-US"/>
         </w:rPr>
       </w:pPr>
-      <w:r>
-        <w:rPr>
-          <w:rFonts w:cstheme="minorHAnsi"/>
-          <w:caps/>
-          <w:color w:val="0F1115"/>
-          <w:sz w:val="18"/>
-          <w:szCs w:val="18"/>
-        </w:rPr>
-        <w:t>ТАРИФЫ</w:t>
-      </w:r>
-      <w:r>
+    </w:p>
+    <w:p>
+      <w:pPr>
+        <w:spacing w:after="0" w:line="240" w:lineRule="auto"/>
+        <w:contextualSpacing/>
         <w:rPr>
           <w:rFonts w:cstheme="minorHAnsi"/>
           <w:caps/>
@@ -8819,57 +8924,29 @@
           <w:szCs w:val="18"/>
           <w:lang w:val="en-US"/>
         </w:rPr>
+      </w:pPr>
+      <w:r>
+        <w:rPr>
+          <w:rFonts w:cstheme="minorHAnsi"/>
+          <w:caps/>
+          <w:color w:val="0F1115"/>
+          <w:sz w:val="18"/>
+          <w:szCs w:val="18"/>
+        </w:rPr>
+        <w:t>ПЕЧКА</w:t>
+      </w:r>
+      <w:r>
+        <w:rPr>
+          <w:rFonts w:cstheme="minorHAnsi"/>
+          <w:caps/>
+          <w:color w:val="0F1115"/>
+          <w:sz w:val="18"/>
+          <w:szCs w:val="18"/>
+          <w:lang w:val="en-US"/>
+        </w:rPr>
         <w:t xml:space="preserve"> </w:t>
       </w:r>
-      <w:hyperlink r:id="rId56" w:history="1">
-        <w:r>
-          <w:rPr>
-            <w:rStyle w:val="a3"/>
-            <w:rFonts w:cstheme="minorHAnsi"/>
-            <w:caps/>
-            <w:sz w:val="18"/>
-            <w:szCs w:val="18"/>
-            <w:lang w:val="en-US"/>
-          </w:rPr>
-          <w:t>https://rutube.ru/video/d91810df3b85eb8e5109c68b18ec86fe/</w:t>
-        </w:r>
-      </w:hyperlink>
-    </w:p>
-    <w:p>
-      <w:pPr>
-        <w:spacing w:after="0" w:line="240" w:lineRule="auto"/>
-        <w:contextualSpacing/>
-        <w:rPr>
-          <w:rFonts w:cstheme="minorHAnsi"/>
-          <w:caps/>
-          <w:color w:val="0F1115"/>
-          <w:sz w:val="18"/>
-          <w:szCs w:val="18"/>
-          <w:lang w:val="en-US"/>
-        </w:rPr>
-      </w:pPr>
-      <w:r>
-        <w:rPr>
-          <w:rFonts w:cstheme="minorHAnsi"/>
-          <w:caps/>
-          <w:color w:val="0F1115"/>
-          <w:sz w:val="18"/>
-          <w:szCs w:val="18"/>
-        </w:rPr>
-        <w:t>ПЕЧКА</w:t>
-      </w:r>
-      <w:r>
-        <w:rPr>
-          <w:rFonts w:cstheme="minorHAnsi"/>
-          <w:caps/>
-          <w:color w:val="0F1115"/>
-          <w:sz w:val="18"/>
-          <w:szCs w:val="18"/>
-          <w:lang w:val="en-US"/>
-        </w:rPr>
-        <w:t xml:space="preserve"> </w:t>
-      </w:r>
-      <w:hyperlink r:id="rId57" w:history="1">
+      <w:hyperlink r:id="rId59" w:history="1">
         <w:r>
           <w:rPr>
             <w:rStyle w:val="a3"/>
@@ -8958,7 +9035,7 @@
           <w:szCs w:val="18"/>
           <w:shd w:val="clear" w:color="auto" w:fill="FFFFFF"/>
         </w:rPr>
-        <w:t>Ссылка </w:t>
+        <w:t>файл</w:t>
       </w:r>
     </w:p>
     <w:p>
@@ -9010,7 +9087,7 @@
           <w:szCs w:val="18"/>
           <w:shd w:val="clear" w:color="auto" w:fill="FFFFFF"/>
         </w:rPr>
-        <w:t>Ссылка </w:t>
+        <w:t>файл</w:t>
       </w:r>
     </w:p>
     <w:p>
@@ -9163,7 +9240,7 @@
         </w:rPr>
         <w:t xml:space="preserve"> </w:t>
       </w:r>
-      <w:hyperlink r:id="rId58" w:history="1">
+      <w:hyperlink r:id="rId60" w:history="1">
         <w:r>
           <w:rPr>
             <w:rStyle w:val="a3"/>
@@ -9525,7 +9602,7 @@
         </w:rPr>
         <w:t xml:space="preserve"> </w:t>
       </w:r>
-      <w:hyperlink r:id="rId59" w:history="1">
+      <w:hyperlink r:id="rId61" w:history="1">
         <w:r>
           <w:rPr>
             <w:rStyle w:val="a3"/>
@@ -9661,7 +9738,7 @@
         </w:rPr>
         <w:t xml:space="preserve"> </w:t>
       </w:r>
-      <w:hyperlink r:id="rId60" w:history="1">
+      <w:hyperlink r:id="rId62" w:history="1">
         <w:r>
           <w:rPr>
             <w:rStyle w:val="a3"/>
@@ -9745,6 +9822,7 @@
           <w:szCs w:val="18"/>
           <w:shd w:val="clear" w:color="auto" w:fill="FFFFFF"/>
         </w:rPr>
+        <w:lastRenderedPageBreak/>
         <w:t>ЗАДАНИЕ 17 ЧЕТЫРЕХУГОЛЬНИКИ И МНОГОУГОЛЬНИКИ</w:t>
       </w:r>
     </w:p>
@@ -9783,7 +9861,7 @@
         </w:rPr>
         <w:t xml:space="preserve"> </w:t>
       </w:r>
-      <w:hyperlink r:id="rId61" w:history="1">
+      <w:hyperlink r:id="rId63" w:history="1">
         <w:r>
           <w:rPr>
             <w:rStyle w:val="a3"/>
@@ -9818,7 +9896,6 @@
           <w:szCs w:val="18"/>
           <w:shd w:val="clear" w:color="auto" w:fill="FFFFFF"/>
         </w:rPr>
-        <w:lastRenderedPageBreak/>
         <w:t xml:space="preserve">Новые задачи 2026 </w:t>
       </w:r>
       <w:r>
@@ -10377,7 +10454,7 @@
       <w:r>
         <w:t xml:space="preserve"> </w:t>
       </w:r>
-      <w:hyperlink r:id="rId62" w:history="1">
+      <w:hyperlink r:id="rId64" w:history="1">
         <w:r>
           <w:rPr>
             <w:rStyle w:val="a3"/>
@@ -10399,7 +10476,7 @@
       <w:r>
         <w:t xml:space="preserve"> </w:t>
       </w:r>
-      <w:hyperlink r:id="rId63" w:history="1">
+      <w:hyperlink r:id="rId65" w:history="1">
         <w:r>
           <w:rPr>
             <w:rStyle w:val="a3"/>
@@ -10509,7 +10586,7 @@
       <w:r>
         <w:t xml:space="preserve"> </w:t>
       </w:r>
-      <w:hyperlink r:id="rId64" w:history="1">
+      <w:hyperlink r:id="rId66" w:history="1">
         <w:r>
           <w:rPr>
             <w:rStyle w:val="a3"/>
@@ -10528,7 +10605,7 @@
       <w:r>
         <w:t xml:space="preserve"> </w:t>
       </w:r>
-      <w:hyperlink r:id="rId65" w:history="1">
+      <w:hyperlink r:id="rId67" w:history="1">
         <w:r>
           <w:rPr>
             <w:rStyle w:val="a3"/>
@@ -10801,7 +10878,7 @@
         </w:rPr>
         <w:t xml:space="preserve">  </w:t>
       </w:r>
-      <w:hyperlink r:id="rId66" w:history="1">
+      <w:hyperlink r:id="rId68" w:history="1">
         <w:r>
           <w:rPr>
             <w:rStyle w:val="a3"/>
@@ -11039,7 +11116,7 @@
         </w:rPr>
         <w:t xml:space="preserve">  </w:t>
       </w:r>
-      <w:hyperlink r:id="rId67" w:history="1">
+      <w:hyperlink r:id="rId69" w:history="1">
         <w:r>
           <w:rPr>
             <w:rStyle w:val="a3"/>
